--- a/docs/1-5/CHAPTER FIVE.docx
+++ b/docs/1-5/CHAPTER FIVE.docx
@@ -1,6 +1,6 @@
 
 <file path=word/document.xml><?xml version="1.0" encoding="utf-8"?>
-<w:document xmlns:wpc="http://schemas.microsoft.com/office/word/2010/wordprocessingCanvas" xmlns:cx="http://schemas.microsoft.com/office/drawing/2014/chartex" xmlns:cx1="http://schemas.microsoft.com/office/drawing/2015/9/8/chartex" xmlns:cx2="http://schemas.microsoft.com/office/drawing/2015/10/21/chartex" xmlns:cx3="http://schemas.microsoft.com/office/drawing/2016/5/9/chartex" xmlns:cx4="http://schemas.microsoft.com/office/drawing/2016/5/10/chartex" xmlns:cx5="http://schemas.microsoft.com/office/drawing/2016/5/11/chartex" xmlns:cx6="http://schemas.microsoft.com/office/drawing/2016/5/12/chartex" xmlns:cx7="http://schemas.microsoft.com/office/drawing/2016/5/13/chartex" xmlns:cx8="http://schemas.microsoft.com/office/drawing/2016/5/14/chartex" xmlns:mc="http://schemas.openxmlformats.org/markup-compatibility/2006" xmlns:aink="http://schemas.microsoft.com/office/drawing/2016/ink" xmlns:am3d="http://schemas.microsoft.com/office/drawing/2017/model3d" xmlns:o="urn:schemas-microsoft-com:office:office" xmlns:oel="http://schemas.microsoft.com/office/2019/extlst" xmlns:r="http://schemas.openxmlformats.org/officeDocument/2006/relationships" xmlns:m="http://schemas.openxmlformats.org/officeDocument/2006/math" xmlns:v="urn:schemas-microsoft-com:vml" xmlns:wp14="http://schemas.microsoft.com/office/word/2010/wordprocessingDrawing" xmlns:wp="http://schemas.openxmlformats.org/drawingml/2006/wordprocessingDrawing" xmlns:w10="urn:schemas-microsoft-com:office:word" xmlns:w="http://schemas.openxmlformats.org/wordprocessingml/2006/main" xmlns:w14="http://schemas.microsoft.com/office/word/2010/wordml" xmlns:w15="http://schemas.microsoft.com/office/word/2012/wordml" xmlns:w16cex="http://schemas.microsoft.com/office/word/2018/wordml/cex" xmlns:w16cid="http://schemas.microsoft.com/office/word/2016/wordml/cid" xmlns:w16="http://schemas.microsoft.com/office/word/2018/wordml" xmlns:w16du="http://schemas.microsoft.com/office/word/2023/wordml/word16du" xmlns:w16sdtdh="http://schemas.microsoft.com/office/word/2020/wordml/sdtdatahash" xmlns:w16sdtfl="http://schemas.microsoft.com/office/word/2024/wordml/sdtformatlock" xmlns:w16se="http://schemas.microsoft.com/office/word/2015/wordml/symex" xmlns:wpg="http://schemas.microsoft.com/office/word/2010/wordprocessingGroup" xmlns:wpi="http://schemas.microsoft.com/office/word/2010/wordprocessingInk" xmlns:wne="http://schemas.microsoft.com/office/word/2006/wordml" xmlns:wps="http://schemas.microsoft.com/office/word/2010/wordprocessingShape" mc:Ignorable="w14 w15 w16se w16cid w16 w16cex w16sdtdh w16sdtfl w16du wp14">
+<w:document xmlns:wpc="http://schemas.microsoft.com/office/word/2010/wordprocessingCanvas" xmlns:cx="http://schemas.microsoft.com/office/drawing/2014/chartex" xmlns:cx1="http://schemas.microsoft.com/office/drawing/2015/9/8/chartex" xmlns:cx2="http://schemas.microsoft.com/office/drawing/2015/10/21/chartex" xmlns:cx3="http://schemas.microsoft.com/office/drawing/2016/5/9/chartex" xmlns:cx4="http://schemas.microsoft.com/office/drawing/2016/5/10/chartex" xmlns:cx5="http://schemas.microsoft.com/office/drawing/2016/5/11/chartex" xmlns:cx6="http://schemas.microsoft.com/office/drawing/2016/5/12/chartex" xmlns:cx7="http://schemas.microsoft.com/office/drawing/2016/5/13/chartex" xmlns:cx8="http://schemas.microsoft.com/office/drawing/2016/5/14/chartex" xmlns:mc="http://schemas.openxmlformats.org/markup-compatibility/2006" xmlns:aink="http://schemas.microsoft.com/office/drawing/2016/ink" xmlns:am3d="http://schemas.microsoft.com/office/drawing/2017/model3d" xmlns:o="urn:schemas-microsoft-com:office:office" xmlns:oel="http://schemas.microsoft.com/office/2019/extlst" xmlns:r="http://schemas.openxmlformats.org/officeDocument/2006/relationships" xmlns:m="http://schemas.openxmlformats.org/officeDocument/2006/math" xmlns:v="urn:schemas-microsoft-com:vml" xmlns:wp14="http://schemas.microsoft.com/office/word/2010/wordprocessingDrawing" xmlns:wp="http://schemas.openxmlformats.org/drawingml/2006/wordprocessingDrawing" xmlns:w10="urn:schemas-microsoft-com:office:word" xmlns:w="http://schemas.openxmlformats.org/wordprocessingml/2006/main" xmlns:w14="http://schemas.microsoft.com/office/word/2010/wordml" xmlns:w15="http://schemas.microsoft.com/office/word/2012/wordml" xmlns:w16cei="http://schemas.microsoft.com/office/word/2026/wordml/cei" xmlns:w16cex="http://schemas.microsoft.com/office/word/2018/wordml/cex" xmlns:w16cid="http://schemas.microsoft.com/office/word/2016/wordml/cid" xmlns:w16="http://schemas.microsoft.com/office/word/2018/wordml" xmlns:w16du="http://schemas.microsoft.com/office/word/2023/wordml/word16du" xmlns:w16sdtdh="http://schemas.microsoft.com/office/word/2020/wordml/sdtdatahash" xmlns:w16sdtfl="http://schemas.microsoft.com/office/word/2024/wordml/sdtformatlock" xmlns:w16se="http://schemas.microsoft.com/office/word/2015/wordml/symex" xmlns:wpg="http://schemas.microsoft.com/office/word/2010/wordprocessingGroup" xmlns:wpi="http://schemas.microsoft.com/office/word/2010/wordprocessingInk" xmlns:wne="http://schemas.microsoft.com/office/word/2006/wordml" xmlns:wps="http://schemas.microsoft.com/office/word/2010/wordprocessingShape" mc:Ignorable="w14 w15 w16se w16cid w16 w16cex w16sdtdh w16sdtfl w16du wp14">
   <w:body>
     <w:p>
       <w:pPr>
@@ -644,7 +644,25 @@
         <w:rPr>
           <w:rFonts w:ascii="Times New Roman" w:hAnsi="Times New Roman" w:cs="Times New Roman"/>
         </w:rPr>
-        <w:t>The system supports multiple categories of users including administrators, teachers, students, and parents, each with role-specific functionalities designed to improve operational efficiency and educational outcomes.</w:t>
+        <w:t xml:space="preserve">The system supports multiple categories of users including administrators, teachers, </w:t>
+      </w:r>
+      <w:r>
+        <w:rPr>
+          <w:rFonts w:ascii="Times New Roman" w:hAnsi="Times New Roman" w:cs="Times New Roman"/>
+        </w:rPr>
+        <w:t>and</w:t>
+      </w:r>
+      <w:r>
+        <w:rPr>
+          <w:rFonts w:ascii="Times New Roman" w:hAnsi="Times New Roman" w:cs="Times New Roman"/>
+        </w:rPr>
+        <w:t xml:space="preserve"> </w:t>
+      </w:r>
+      <w:r>
+        <w:rPr>
+          <w:rFonts w:ascii="Times New Roman" w:hAnsi="Times New Roman" w:cs="Times New Roman"/>
+        </w:rPr>
+        <w:t>students, each with role-specific functionalities designed to improve operational efficiency and educational outcomes.</w:t>
       </w:r>
     </w:p>
     <w:p>
@@ -1156,7 +1174,19 @@
         <w:rPr>
           <w:rFonts w:ascii="Times New Roman" w:hAnsi="Times New Roman" w:cs="Times New Roman"/>
         </w:rPr>
-        <w:t>The implementation provides separate interfaces for administrators, teachers, students, and parents.</w:t>
+        <w:t xml:space="preserve">The implementation provides separate interfaces for administrators, teachers, </w:t>
+      </w:r>
+      <w:r>
+        <w:rPr>
+          <w:rFonts w:ascii="Times New Roman" w:hAnsi="Times New Roman" w:cs="Times New Roman"/>
+        </w:rPr>
+        <w:t xml:space="preserve">and </w:t>
+      </w:r>
+      <w:r>
+        <w:rPr>
+          <w:rFonts w:ascii="Times New Roman" w:hAnsi="Times New Roman" w:cs="Times New Roman"/>
+        </w:rPr>
+        <w:t>students.</w:t>
       </w:r>
     </w:p>
     <w:p>
@@ -1319,21 +1349,7 @@
         <w:rPr>
           <w:rFonts w:ascii="Times New Roman" w:hAnsi="Times New Roman" w:cs="Times New Roman"/>
         </w:rPr>
-        <w:t xml:space="preserve">The study therefore concludes that the proposed School Learning Management System </w:t>
-      </w:r>
-      <w:proofErr w:type="gramStart"/>
-      <w:r>
-        <w:rPr>
-          <w:rFonts w:ascii="Times New Roman" w:hAnsi="Times New Roman" w:cs="Times New Roman"/>
-        </w:rPr>
-        <w:t>is capable of improving</w:t>
-      </w:r>
-      <w:proofErr w:type="gramEnd"/>
-      <w:r>
-        <w:rPr>
-          <w:rFonts w:ascii="Times New Roman" w:hAnsi="Times New Roman" w:cs="Times New Roman"/>
-        </w:rPr>
-        <w:t xml:space="preserve"> educational service delivery, enhancing learning experiences, and supporting effective academic administration.</w:t>
+        <w:t>The study therefore concludes that the proposed School Learning Management System is capable of improving educational service delivery, enhancing learning experiences, and supporting effective academic administration.</w:t>
       </w:r>
     </w:p>
     <w:p>
@@ -1561,7 +1577,19 @@
         <w:rPr>
           <w:rFonts w:ascii="Times New Roman" w:hAnsi="Times New Roman" w:cs="Times New Roman"/>
         </w:rPr>
-        <w:t>Improves communication among administrators, teachers, students, and parents.</w:t>
+        <w:t xml:space="preserve">Improves communication among administrators, teachers, </w:t>
+      </w:r>
+      <w:r>
+        <w:rPr>
+          <w:rFonts w:ascii="Times New Roman" w:hAnsi="Times New Roman" w:cs="Times New Roman"/>
+        </w:rPr>
+        <w:t xml:space="preserve">and </w:t>
+      </w:r>
+      <w:r>
+        <w:rPr>
+          <w:rFonts w:ascii="Times New Roman" w:hAnsi="Times New Roman" w:cs="Times New Roman"/>
+        </w:rPr>
+        <w:t>students.</w:t>
       </w:r>
     </w:p>
     <w:p>
@@ -2676,21 +2704,7 @@
           <w:rFonts w:ascii="Times New Roman" w:hAnsi="Times New Roman" w:cs="Times New Roman"/>
         </w:rPr>
         <w:lastRenderedPageBreak/>
-        <w:t xml:space="preserve">The School Learning Management System developed in this study represents a significant improvement over traditional academic management </w:t>
-      </w:r>
-      <w:proofErr w:type="gramStart"/>
-      <w:r>
-        <w:rPr>
-          <w:rFonts w:ascii="Times New Roman" w:hAnsi="Times New Roman" w:cs="Times New Roman"/>
-        </w:rPr>
-        <w:t>approaches</w:t>
-      </w:r>
-      <w:proofErr w:type="gramEnd"/>
-      <w:r>
-        <w:rPr>
-          <w:rFonts w:ascii="Times New Roman" w:hAnsi="Times New Roman" w:cs="Times New Roman"/>
-        </w:rPr>
-        <w:t>. The system provides a secure, scalable, and user-friendly platform that supports teaching, learning, assessment, communication, and administrative operations. Its successful implementation demonstrates the potential of information technology in transforming educational management and enhancing the quality of learning experiences within modern educational institutions.</w:t>
+        <w:t>The School Learning Management System developed in this study represents a significant improvement over traditional academic management approaches. The system provides a secure, scalable, and user-friendly platform that supports teaching, learning, assessment, communication, and administrative operations. Its successful implementation demonstrates the potential of information technology in transforming educational management and enhancing the quality of learning experiences within modern educational institutions.</w:t>
       </w:r>
     </w:p>
     <w:p>
@@ -2730,7 +2744,7 @@
 </file>
 
 <file path=word/numbering.xml><?xml version="1.0" encoding="utf-8"?>
-<w:numbering xmlns:wpc="http://schemas.microsoft.com/office/word/2010/wordprocessingCanvas" xmlns:cx="http://schemas.microsoft.com/office/drawing/2014/chartex" xmlns:cx1="http://schemas.microsoft.com/office/drawing/2015/9/8/chartex" xmlns:cx2="http://schemas.microsoft.com/office/drawing/2015/10/21/chartex" xmlns:cx3="http://schemas.microsoft.com/office/drawing/2016/5/9/chartex" xmlns:cx4="http://schemas.microsoft.com/office/drawing/2016/5/10/chartex" xmlns:cx5="http://schemas.microsoft.com/office/drawing/2016/5/11/chartex" xmlns:cx6="http://schemas.microsoft.com/office/drawing/2016/5/12/chartex" xmlns:cx7="http://schemas.microsoft.com/office/drawing/2016/5/13/chartex" xmlns:cx8="http://schemas.microsoft.com/office/drawing/2016/5/14/chartex" xmlns:mc="http://schemas.openxmlformats.org/markup-compatibility/2006" xmlns:aink="http://schemas.microsoft.com/office/drawing/2016/ink" xmlns:am3d="http://schemas.microsoft.com/office/drawing/2017/model3d" xmlns:o="urn:schemas-microsoft-com:office:office" xmlns:oel="http://schemas.microsoft.com/office/2019/extlst" xmlns:r="http://schemas.openxmlformats.org/officeDocument/2006/relationships" xmlns:m="http://schemas.openxmlformats.org/officeDocument/2006/math" xmlns:v="urn:schemas-microsoft-com:vml" xmlns:wp14="http://schemas.microsoft.com/office/word/2010/wordprocessingDrawing" xmlns:wp="http://schemas.openxmlformats.org/drawingml/2006/wordprocessingDrawing" xmlns:w10="urn:schemas-microsoft-com:office:word" xmlns:w="http://schemas.openxmlformats.org/wordprocessingml/2006/main" xmlns:w14="http://schemas.microsoft.com/office/word/2010/wordml" xmlns:w15="http://schemas.microsoft.com/office/word/2012/wordml" xmlns:w16cex="http://schemas.microsoft.com/office/word/2018/wordml/cex" xmlns:w16cid="http://schemas.microsoft.com/office/word/2016/wordml/cid" xmlns:w16="http://schemas.microsoft.com/office/word/2018/wordml" xmlns:w16du="http://schemas.microsoft.com/office/word/2023/wordml/word16du" xmlns:w16sdtdh="http://schemas.microsoft.com/office/word/2020/wordml/sdtdatahash" xmlns:w16sdtfl="http://schemas.microsoft.com/office/word/2024/wordml/sdtformatlock" xmlns:w16se="http://schemas.microsoft.com/office/word/2015/wordml/symex" xmlns:wpg="http://schemas.microsoft.com/office/word/2010/wordprocessingGroup" xmlns:wpi="http://schemas.microsoft.com/office/word/2010/wordprocessingInk" xmlns:wne="http://schemas.microsoft.com/office/word/2006/wordml" xmlns:wps="http://schemas.microsoft.com/office/word/2010/wordprocessingShape" mc:Ignorable="w14 w15 w16se w16cid w16 w16cex w16sdtdh w16sdtfl w16du wp14">
+<w:numbering xmlns:wpc="http://schemas.microsoft.com/office/word/2010/wordprocessingCanvas" xmlns:cx="http://schemas.microsoft.com/office/drawing/2014/chartex" xmlns:cx1="http://schemas.microsoft.com/office/drawing/2015/9/8/chartex" xmlns:cx2="http://schemas.microsoft.com/office/drawing/2015/10/21/chartex" xmlns:cx3="http://schemas.microsoft.com/office/drawing/2016/5/9/chartex" xmlns:cx4="http://schemas.microsoft.com/office/drawing/2016/5/10/chartex" xmlns:cx5="http://schemas.microsoft.com/office/drawing/2016/5/11/chartex" xmlns:cx6="http://schemas.microsoft.com/office/drawing/2016/5/12/chartex" xmlns:cx7="http://schemas.microsoft.com/office/drawing/2016/5/13/chartex" xmlns:cx8="http://schemas.microsoft.com/office/drawing/2016/5/14/chartex" xmlns:mc="http://schemas.openxmlformats.org/markup-compatibility/2006" xmlns:aink="http://schemas.microsoft.com/office/drawing/2016/ink" xmlns:am3d="http://schemas.microsoft.com/office/drawing/2017/model3d" xmlns:o="urn:schemas-microsoft-com:office:office" xmlns:oel="http://schemas.microsoft.com/office/2019/extlst" xmlns:r="http://schemas.openxmlformats.org/officeDocument/2006/relationships" xmlns:m="http://schemas.openxmlformats.org/officeDocument/2006/math" xmlns:v="urn:schemas-microsoft-com:vml" xmlns:wp14="http://schemas.microsoft.com/office/word/2010/wordprocessingDrawing" xmlns:wp="http://schemas.openxmlformats.org/drawingml/2006/wordprocessingDrawing" xmlns:w10="urn:schemas-microsoft-com:office:word" xmlns:w="http://schemas.openxmlformats.org/wordprocessingml/2006/main" xmlns:w14="http://schemas.microsoft.com/office/word/2010/wordml" xmlns:w15="http://schemas.microsoft.com/office/word/2012/wordml" xmlns:w16cei="http://schemas.microsoft.com/office/word/2026/wordml/cei" xmlns:w16cex="http://schemas.microsoft.com/office/word/2018/wordml/cex" xmlns:w16cid="http://schemas.microsoft.com/office/word/2016/wordml/cid" xmlns:w16="http://schemas.microsoft.com/office/word/2018/wordml" xmlns:w16du="http://schemas.microsoft.com/office/word/2023/wordml/word16du" xmlns:w16sdtdh="http://schemas.microsoft.com/office/word/2020/wordml/sdtdatahash" xmlns:w16sdtfl="http://schemas.microsoft.com/office/word/2024/wordml/sdtformatlock" xmlns:w16se="http://schemas.microsoft.com/office/word/2015/wordml/symex" xmlns:wpg="http://schemas.microsoft.com/office/word/2010/wordprocessingGroup" xmlns:wpi="http://schemas.microsoft.com/office/word/2010/wordprocessingInk" xmlns:wne="http://schemas.microsoft.com/office/word/2006/wordml" xmlns:wps="http://schemas.microsoft.com/office/word/2010/wordprocessingShape" mc:Ignorable="w14 w15 w16se w16cid w16 w16cex w16sdtdh w16sdtfl w16du wp14">
   <w:abstractNum w:abstractNumId="0" w15:restartNumberingAfterBreak="0">
     <w:nsid w:val="12A4423B"/>
     <w:multiLevelType w:val="multilevel"/>
